--- a/Templates/промежуточные_особые/внести отложка/продление упрощенка.docx
+++ b/Templates/промежуточные_особые/внести отложка/продление упрощенка.docx
@@ -316,7 +316,7 @@
     <w:p>
       <w:pPr>
         <w:tabs>
-          <w:tab w:val="left" w:pos="6300"/>
+          <w:tab w:pos="9354" w:val="right"/>
         </w:tabs>
         <w:spacing w:line="360" w:lineRule="auto"/>
       </w:pPr>
@@ -324,19 +324,13 @@
         <w:t>[66]</w:t>
       </w:r>
       <w:r>
-        <w:t xml:space="preserve">                                               </w:t>
+        <w:tab/>
       </w:r>
+      <w:r/>
+      <w:r/>
+      <w:r/>
       <w:r>
-        <w:t xml:space="preserve">                                           </w:t>
-      </w:r>
-      <w:r>
-        <w:t xml:space="preserve">       </w:t>
-      </w:r>
-      <w:r>
-        <w:t xml:space="preserve">     </w:t>
-      </w:r>
-      <w:r>
-        <w:t xml:space="preserve">              Дело № </w:t>
+        <w:t xml:space="preserve">Дело № </w:t>
       </w:r>
       <w:r>
         <w:t>[</w:t>
@@ -356,7 +350,7 @@
         <w:outlineLvl w:val="2"/>
       </w:pPr>
       <w:r>
-        <w:t>Арбитражный суд Ростовской области в составе судьи Пановой К.О.,</w:t>
+        <w:t>Арбитражный суд Ростовской области в составе судьи [415],</w:t>
       </w:r>
     </w:p>
     <w:p>
@@ -768,6 +762,9 @@
     </w:p>
     <w:p>
       <w:pPr>
+        <w:tabs>
+          <w:tab w:pos="9354" w:val="right"/>
+        </w:tabs>
         <w:ind w:firstLine="708"/>
         <w:jc w:val="both"/>
         <w:rPr>
@@ -780,13 +777,7 @@
           <w:rFonts w:eastAsia="Calibri"/>
           <w:lang w:eastAsia="en-US"/>
         </w:rPr>
-        <w:t xml:space="preserve">Судья </w:t>
-      </w:r>
-      <w:r>
-        <w:rPr>
-          <w:rFonts w:eastAsia="Calibri"/>
-          <w:lang w:eastAsia="en-US"/>
-        </w:rPr>
+        <w:t>Судья</w:t>
         <w:tab/>
       </w:r>
       <w:r>
@@ -794,64 +785,60 @@
           <w:rFonts w:eastAsia="Calibri"/>
           <w:lang w:eastAsia="en-US"/>
         </w:rPr>
-        <w:tab/>
       </w:r>
       <w:r>
         <w:rPr>
           <w:rFonts w:eastAsia="Calibri"/>
           <w:lang w:eastAsia="en-US"/>
         </w:rPr>
-        <w:tab/>
       </w:r>
       <w:r>
         <w:rPr>
           <w:rFonts w:eastAsia="Calibri"/>
           <w:lang w:eastAsia="en-US"/>
         </w:rPr>
-        <w:tab/>
       </w:r>
       <w:r>
         <w:rPr>
           <w:rFonts w:eastAsia="Calibri"/>
           <w:lang w:eastAsia="en-US"/>
         </w:rPr>
-        <w:tab/>
       </w:r>
       <w:r>
         <w:rPr>
           <w:rFonts w:eastAsia="Calibri"/>
           <w:lang w:eastAsia="en-US"/>
         </w:rPr>
-        <w:tab/>
       </w:r>
       <w:r>
         <w:rPr>
           <w:rFonts w:eastAsia="Calibri"/>
           <w:lang w:eastAsia="en-US"/>
         </w:rPr>
-        <w:tab/>
       </w:r>
       <w:r>
         <w:rPr>
           <w:rFonts w:eastAsia="Calibri"/>
           <w:lang w:eastAsia="en-US"/>
         </w:rPr>
-        <w:tab/>
-        <w:t xml:space="preserve">           </w:t>
       </w:r>
       <w:r>
         <w:rPr>
           <w:rFonts w:eastAsia="Calibri"/>
           <w:lang w:eastAsia="en-US"/>
         </w:rPr>
-        <w:tab/>
       </w:r>
       <w:r>
         <w:rPr>
           <w:rFonts w:eastAsia="Calibri"/>
           <w:lang w:eastAsia="en-US"/>
         </w:rPr>
-        <w:tab/>
+      </w:r>
+      <w:r>
+        <w:rPr>
+          <w:rFonts w:eastAsia="Calibri"/>
+          <w:lang w:eastAsia="en-US"/>
+        </w:rPr>
       </w:r>
       <w:r>
         <w:rPr>
